--- a/FuentesCurso/UD 06. Docker Compose/UD 06.09 - Caso practico 07 - Desplegando Odoo.docx
+++ b/FuentesCurso/UD 06. Docker Compose/UD 06.09 - Caso practico 07 - Desplegando Odoo.docx
@@ -22,12 +22,13 @@
         <w:rPr>
           <w:rFonts w:ascii="Proxima Nova" w:cs="Proxima Nova" w:eastAsia="Proxima Nova" w:hAnsi="Proxima Nova"/>
           <w:b w:val="0"/>
+          <w:bCs w:val="0"/>
           <w:color w:val="669966"/>
           <w:sz w:val="48"/>
           <w:szCs w:val="48"/>
           <w:rtl w:val="0"/>
         </w:rPr>
-        <w:t xml:space="preserve">Introducción a Docker</w:t>
+        <w:t xml:space="preserve">Introducción a Docker y Kubernetes</w:t>
       </w:r>
       <w:r>
         <w:rPr>
@@ -73,12 +74,12 @@
           <wp:inline distB="114300" distT="114300" distL="114300" distR="114300">
             <wp:extent cx="447675" cy="57150"/>
             <wp:effectExtent b="0" l="0" r="0" t="0"/>
-            <wp:docPr descr="short line" id="3" name="image4.png"/>
+            <wp:docPr descr="short line" id="3" name="image2.png"/>
             <a:graphic>
               <a:graphicData uri="http://schemas.openxmlformats.org/drawingml/2006/picture">
                 <pic:pic>
                   <pic:nvPicPr>
-                    <pic:cNvPr descr="short line" id="0" name="image4.png"/>
+                    <pic:cNvPr descr="short line" id="0" name="image2.png"/>
                     <pic:cNvPicPr preferRelativeResize="0"/>
                   </pic:nvPicPr>
                   <pic:blipFill>
@@ -165,12 +166,12 @@
           <wp:inline distB="114300" distT="114300" distL="114300" distR="114300">
             <wp:extent cx="6120000" cy="444500"/>
             <wp:effectExtent b="0" l="0" r="0" t="0"/>
-            <wp:docPr id="1" name="image3.png"/>
+            <wp:docPr id="1" name="image1.png"/>
             <a:graphic>
               <a:graphicData uri="http://schemas.openxmlformats.org/drawingml/2006/picture">
                 <pic:pic>
                   <pic:nvPicPr>
-                    <pic:cNvPr id="0" name="image3.png"/>
+                    <pic:cNvPr id="0" name="image1.png"/>
                     <pic:cNvPicPr preferRelativeResize="0"/>
                   </pic:nvPicPr>
                   <pic:blipFill>
@@ -307,7 +308,7 @@
           <w:szCs w:val="32"/>
           <w:rtl w:val="0"/>
         </w:rPr>
-        <w:t xml:space="preserve">Actualizado Febrero 2025</w:t>
+        <w:t xml:space="preserve">Actualizado Enero 2026</w:t>
       </w:r>
     </w:p>
     <w:p>
@@ -338,6 +339,7 @@
         <w:rPr>
           <w:rFonts w:ascii="Verdana" w:cs="Verdana" w:eastAsia="Verdana" w:hAnsi="Verdana"/>
           <w:b w:val="1"/>
+          <w:bCs w:val="1"/>
           <w:sz w:val="20"/>
           <w:szCs w:val="20"/>
         </w:rPr>
@@ -362,6 +364,7 @@
         <w:rPr>
           <w:rFonts w:ascii="Verdana" w:cs="Verdana" w:eastAsia="Verdana" w:hAnsi="Verdana"/>
           <w:b w:val="1"/>
+          <w:bCs w:val="1"/>
           <w:sz w:val="20"/>
           <w:szCs w:val="20"/>
           <w:rtl w:val="0"/>
@@ -390,12 +393,12 @@
             <wp:extent cx="922564" cy="322898"/>
             <wp:effectExtent b="0" l="0" r="0" t="0"/>
             <wp:wrapSquare wrapText="bothSides" distB="57150" distT="57150" distL="57150" distR="57150"/>
-            <wp:docPr id="2" name="image2.png"/>
+            <wp:docPr id="2" name="image3.png"/>
             <a:graphic>
               <a:graphicData uri="http://schemas.openxmlformats.org/drawingml/2006/picture">
                 <pic:pic>
                   <pic:nvPicPr>
-                    <pic:cNvPr id="0" name="image2.png"/>
+                    <pic:cNvPr id="0" name="image3.png"/>
                     <pic:cNvPicPr preferRelativeResize="0"/>
                   </pic:nvPicPr>
                   <pic:blipFill>
@@ -480,6 +483,7 @@
         <w:ind w:left="0" w:right="57" w:firstLine="0"/>
         <w:rPr>
           <w:b w:val="1"/>
+          <w:bCs w:val="1"/>
         </w:rPr>
       </w:pPr>
       <w:r>
@@ -493,6 +497,7 @@
       <w:r>
         <w:rPr>
           <w:b w:val="1"/>
+          <w:bCs w:val="1"/>
           <w:rtl w:val="0"/>
         </w:rPr>
         <w:t xml:space="preserve">Importante</w:t>
@@ -523,6 +528,7 @@
         <w:ind w:left="0" w:right="57" w:firstLine="0"/>
         <w:rPr>
           <w:b w:val="1"/>
+          <w:bCs w:val="1"/>
         </w:rPr>
       </w:pPr>
       <w:r>
@@ -546,6 +552,7 @@
       <w:r>
         <w:rPr>
           <w:b w:val="1"/>
+          <w:bCs w:val="1"/>
           <w:rtl w:val="0"/>
         </w:rPr>
         <w:t xml:space="preserve">Atención</w:t>
@@ -576,6 +583,7 @@
         <w:ind w:left="0" w:right="57" w:firstLine="0"/>
         <w:rPr>
           <w:b w:val="1"/>
+          <w:bCs w:val="1"/>
         </w:rPr>
       </w:pPr>
       <w:r>
@@ -595,6 +603,7 @@
       <w:r>
         <w:rPr>
           <w:b w:val="1"/>
+          <w:bCs w:val="1"/>
           <w:rtl w:val="0"/>
         </w:rPr>
         <w:t xml:space="preserve">Interesante</w:t>
@@ -612,6 +621,7 @@
     </w:p>
     <w:sdt>
       <w:sdtPr>
+        <w:id w:val="-443658804"/>
         <w:docPartObj>
           <w:docPartGallery w:val="Table of Contents"/>
           <w:docPartUnique w:val="1"/>
@@ -627,7 +637,9 @@
             <w:jc w:val="left"/>
             <w:rPr>
               <w:b w:val="1"/>
+              <w:bCs w:val="1"/>
               <w:i w:val="0"/>
+              <w:iCs w:val="0"/>
               <w:smallCaps w:val="0"/>
               <w:strike w:val="0"/>
               <w:color w:val="000000"/>
@@ -647,7 +659,9 @@
             <w:r>
               <w:rPr>
                 <w:b w:val="1"/>
+                <w:bCs w:val="1"/>
                 <w:i w:val="0"/>
+                <w:iCs w:val="0"/>
                 <w:smallCaps w:val="0"/>
                 <w:strike w:val="0"/>
                 <w:color w:val="000000"/>
@@ -678,7 +692,9 @@
             <w:jc w:val="left"/>
             <w:rPr>
               <w:b w:val="1"/>
+              <w:bCs w:val="1"/>
               <w:i w:val="0"/>
+              <w:iCs w:val="0"/>
               <w:smallCaps w:val="0"/>
               <w:strike w:val="0"/>
               <w:color w:val="000000"/>
@@ -693,7 +709,9 @@
             <w:r>
               <w:rPr>
                 <w:b w:val="1"/>
+                <w:bCs w:val="1"/>
                 <w:i w:val="0"/>
+                <w:iCs w:val="0"/>
                 <w:smallCaps w:val="0"/>
                 <w:strike w:val="0"/>
                 <w:color w:val="000000"/>
@@ -724,7 +742,9 @@
             <w:jc w:val="left"/>
             <w:rPr>
               <w:b w:val="1"/>
+              <w:bCs w:val="1"/>
               <w:i w:val="0"/>
+              <w:iCs w:val="0"/>
               <w:smallCaps w:val="0"/>
               <w:strike w:val="0"/>
               <w:color w:val="000000"/>
@@ -739,7 +759,9 @@
             <w:r>
               <w:rPr>
                 <w:b w:val="1"/>
+                <w:bCs w:val="1"/>
                 <w:i w:val="0"/>
+                <w:iCs w:val="0"/>
                 <w:smallCaps w:val="0"/>
                 <w:strike w:val="0"/>
                 <w:color w:val="000000"/>
@@ -770,7 +792,9 @@
             <w:jc w:val="left"/>
             <w:rPr>
               <w:b w:val="1"/>
+              <w:bCs w:val="1"/>
               <w:i w:val="0"/>
+              <w:iCs w:val="0"/>
               <w:smallCaps w:val="0"/>
               <w:strike w:val="0"/>
               <w:color w:val="000000"/>
@@ -785,7 +809,9 @@
             <w:r>
               <w:rPr>
                 <w:b w:val="1"/>
+                <w:bCs w:val="1"/>
                 <w:i w:val="0"/>
+                <w:iCs w:val="0"/>
                 <w:smallCaps w:val="0"/>
                 <w:strike w:val="0"/>
                 <w:color w:val="000000"/>
@@ -816,7 +842,9 @@
             <w:jc w:val="left"/>
             <w:rPr>
               <w:b w:val="1"/>
+              <w:bCs w:val="1"/>
               <w:i w:val="0"/>
+              <w:iCs w:val="0"/>
               <w:smallCaps w:val="0"/>
               <w:strike w:val="0"/>
               <w:color w:val="000000"/>
@@ -831,7 +859,9 @@
             <w:r>
               <w:rPr>
                 <w:b w:val="1"/>
+                <w:bCs w:val="1"/>
                 <w:i w:val="0"/>
+                <w:iCs w:val="0"/>
                 <w:smallCaps w:val="0"/>
                 <w:strike w:val="0"/>
                 <w:color w:val="000000"/>
@@ -862,7 +892,9 @@
             <w:jc w:val="left"/>
             <w:rPr>
               <w:b w:val="1"/>
+              <w:bCs w:val="1"/>
               <w:i w:val="0"/>
+              <w:iCs w:val="0"/>
               <w:smallCaps w:val="0"/>
               <w:strike w:val="0"/>
               <w:color w:val="000000"/>
@@ -877,7 +909,9 @@
             <w:r>
               <w:rPr>
                 <w:b w:val="1"/>
+                <w:bCs w:val="1"/>
                 <w:i w:val="0"/>
+                <w:iCs w:val="0"/>
                 <w:smallCaps w:val="0"/>
                 <w:strike w:val="0"/>
                 <w:color w:val="000000"/>
@@ -1014,6 +1048,7 @@
       <w:r>
         <w:rPr>
           <w:b w:val="1"/>
+          <w:bCs w:val="1"/>
           <w:rtl w:val="0"/>
         </w:rPr>
         <w:t xml:space="preserve">Odoo Community Edition</w:t>
@@ -1074,6 +1109,7 @@
       <w:r>
         <w:rPr>
           <w:b w:val="1"/>
+          <w:bCs w:val="1"/>
           <w:rtl w:val="0"/>
         </w:rPr>
         <w:t xml:space="preserve">Modo Desarrollo</w:t>
@@ -1098,6 +1134,7 @@
       <w:r>
         <w:rPr>
           <w:b w:val="1"/>
+          <w:bCs w:val="1"/>
           <w:rtl w:val="0"/>
         </w:rPr>
         <w:t xml:space="preserve">Modo Producción</w:t>
@@ -1155,6 +1192,7 @@
       <w:r>
         <w:rPr>
           <w:b w:val="1"/>
+          <w:bCs w:val="1"/>
           <w:rtl w:val="0"/>
         </w:rPr>
         <w:t xml:space="preserve">Atención:  </w:t>
@@ -1259,6 +1297,7 @@
             <w:r>
               <w:rPr>
                 <w:b w:val="1"/>
+                <w:bCs w:val="1"/>
                 <w:rtl w:val="0"/>
               </w:rPr>
               <w:t xml:space="preserve">Característica</w:t>
@@ -1288,6 +1327,7 @@
             <w:r>
               <w:rPr>
                 <w:b w:val="1"/>
+                <w:bCs w:val="1"/>
                 <w:rtl w:val="0"/>
               </w:rPr>
               <w:t xml:space="preserve">Desarrollo</w:t>
@@ -1317,6 +1357,7 @@
             <w:r>
               <w:rPr>
                 <w:b w:val="1"/>
+                <w:bCs w:val="1"/>
                 <w:rtl w:val="0"/>
               </w:rPr>
               <w:t xml:space="preserve">Producción</w:t>
@@ -1663,6 +1704,7 @@
       <w:r>
         <w:rPr>
           <w:b w:val="1"/>
+          <w:bCs w:val="1"/>
           <w:rtl w:val="0"/>
         </w:rPr>
         <w:t xml:space="preserve">Interesante: </w:t>
@@ -1820,6 +1862,7 @@
               <w:rPr>
                 <w:rFonts w:ascii="Consolas" w:cs="Consolas" w:eastAsia="Consolas" w:hAnsi="Consolas"/>
                 <w:i w:val="1"/>
+                <w:iCs w:val="1"/>
                 <w:color w:val="999988"/>
                 <w:sz w:val="20"/>
                 <w:szCs w:val="20"/>
@@ -1846,6 +1889,7 @@
               <w:rPr>
                 <w:rFonts w:ascii="Consolas" w:cs="Consolas" w:eastAsia="Consolas" w:hAnsi="Consolas"/>
                 <w:i w:val="1"/>
+                <w:iCs w:val="1"/>
                 <w:color w:val="999988"/>
                 <w:sz w:val="20"/>
                 <w:szCs w:val="20"/>
@@ -1873,6 +1917,7 @@
               <w:rPr>
                 <w:rFonts w:ascii="Consolas" w:cs="Consolas" w:eastAsia="Consolas" w:hAnsi="Consolas"/>
                 <w:i w:val="1"/>
+                <w:iCs w:val="1"/>
                 <w:color w:val="999988"/>
                 <w:sz w:val="20"/>
                 <w:szCs w:val="20"/>
@@ -1947,6 +1992,7 @@
               <w:rPr>
                 <w:rFonts w:ascii="Consolas" w:cs="Consolas" w:eastAsia="Consolas" w:hAnsi="Consolas"/>
                 <w:i w:val="1"/>
+                <w:iCs w:val="1"/>
                 <w:color w:val="999988"/>
                 <w:sz w:val="20"/>
                 <w:szCs w:val="20"/>
@@ -1971,6 +2017,7 @@
               <w:rPr>
                 <w:rFonts w:ascii="Consolas" w:cs="Consolas" w:eastAsia="Consolas" w:hAnsi="Consolas"/>
                 <w:i w:val="1"/>
+                <w:iCs w:val="1"/>
                 <w:color w:val="999988"/>
                 <w:sz w:val="20"/>
                 <w:szCs w:val="20"/>
@@ -2056,6 +2103,7 @@
               <w:rPr>
                 <w:rFonts w:ascii="Consolas" w:cs="Consolas" w:eastAsia="Consolas" w:hAnsi="Consolas"/>
                 <w:i w:val="1"/>
+                <w:iCs w:val="1"/>
                 <w:color w:val="999988"/>
                 <w:sz w:val="20"/>
                 <w:szCs w:val="20"/>
@@ -2080,6 +2128,7 @@
               <w:rPr>
                 <w:rFonts w:ascii="Consolas" w:cs="Consolas" w:eastAsia="Consolas" w:hAnsi="Consolas"/>
                 <w:i w:val="1"/>
+                <w:iCs w:val="1"/>
                 <w:color w:val="999988"/>
                 <w:sz w:val="20"/>
                 <w:szCs w:val="20"/>
@@ -2104,6 +2153,7 @@
               <w:rPr>
                 <w:rFonts w:ascii="Consolas" w:cs="Consolas" w:eastAsia="Consolas" w:hAnsi="Consolas"/>
                 <w:i w:val="1"/>
+                <w:iCs w:val="1"/>
                 <w:color w:val="999988"/>
                 <w:sz w:val="20"/>
                 <w:szCs w:val="20"/>
@@ -2269,6 +2319,7 @@
               <w:rPr>
                 <w:rFonts w:ascii="Consolas" w:cs="Consolas" w:eastAsia="Consolas" w:hAnsi="Consolas"/>
                 <w:i w:val="1"/>
+                <w:iCs w:val="1"/>
                 <w:color w:val="999988"/>
                 <w:sz w:val="20"/>
                 <w:szCs w:val="20"/>
@@ -2317,6 +2368,7 @@
               <w:rPr>
                 <w:rFonts w:ascii="Consolas" w:cs="Consolas" w:eastAsia="Consolas" w:hAnsi="Consolas"/>
                 <w:i w:val="1"/>
+                <w:iCs w:val="1"/>
                 <w:color w:val="999988"/>
                 <w:sz w:val="20"/>
                 <w:szCs w:val="20"/>
@@ -2482,6 +2534,7 @@
               <w:rPr>
                 <w:rFonts w:ascii="Consolas" w:cs="Consolas" w:eastAsia="Consolas" w:hAnsi="Consolas"/>
                 <w:i w:val="1"/>
+                <w:iCs w:val="1"/>
                 <w:color w:val="999988"/>
                 <w:sz w:val="20"/>
                 <w:szCs w:val="20"/>
@@ -2529,6 +2582,7 @@
               <w:rPr>
                 <w:rFonts w:ascii="Consolas" w:cs="Consolas" w:eastAsia="Consolas" w:hAnsi="Consolas"/>
                 <w:i w:val="1"/>
+                <w:iCs w:val="1"/>
                 <w:color w:val="999988"/>
                 <w:sz w:val="20"/>
                 <w:szCs w:val="20"/>
@@ -2559,6 +2613,7 @@
               <w:rPr>
                 <w:rFonts w:ascii="Consolas" w:cs="Consolas" w:eastAsia="Consolas" w:hAnsi="Consolas"/>
                 <w:i w:val="1"/>
+                <w:iCs w:val="1"/>
                 <w:color w:val="999988"/>
                 <w:sz w:val="20"/>
                 <w:szCs w:val="20"/>
@@ -2724,6 +2779,7 @@
               <w:rPr>
                 <w:rFonts w:ascii="Consolas" w:cs="Consolas" w:eastAsia="Consolas" w:hAnsi="Consolas"/>
                 <w:i w:val="1"/>
+                <w:iCs w:val="1"/>
                 <w:color w:val="999988"/>
                 <w:sz w:val="20"/>
                 <w:szCs w:val="20"/>
@@ -2748,6 +2804,7 @@
               <w:rPr>
                 <w:rFonts w:ascii="Consolas" w:cs="Consolas" w:eastAsia="Consolas" w:hAnsi="Consolas"/>
                 <w:i w:val="1"/>
+                <w:iCs w:val="1"/>
                 <w:color w:val="999988"/>
                 <w:sz w:val="20"/>
                 <w:szCs w:val="20"/>
@@ -2957,6 +3014,7 @@
               <w:rPr>
                 <w:rFonts w:ascii="Consolas" w:cs="Consolas" w:eastAsia="Consolas" w:hAnsi="Consolas"/>
                 <w:i w:val="1"/>
+                <w:iCs w:val="1"/>
                 <w:color w:val="999988"/>
                 <w:sz w:val="20"/>
                 <w:szCs w:val="20"/>
@@ -2983,6 +3041,7 @@
               <w:rPr>
                 <w:rFonts w:ascii="Consolas" w:cs="Consolas" w:eastAsia="Consolas" w:hAnsi="Consolas"/>
                 <w:i w:val="1"/>
+                <w:iCs w:val="1"/>
                 <w:color w:val="999988"/>
                 <w:sz w:val="20"/>
                 <w:szCs w:val="20"/>
@@ -3010,6 +3069,7 @@
               <w:rPr>
                 <w:rFonts w:ascii="Consolas" w:cs="Consolas" w:eastAsia="Consolas" w:hAnsi="Consolas"/>
                 <w:i w:val="1"/>
+                <w:iCs w:val="1"/>
                 <w:color w:val="999988"/>
                 <w:sz w:val="20"/>
                 <w:szCs w:val="20"/>
@@ -3084,6 +3144,7 @@
               <w:rPr>
                 <w:rFonts w:ascii="Consolas" w:cs="Consolas" w:eastAsia="Consolas" w:hAnsi="Consolas"/>
                 <w:i w:val="1"/>
+                <w:iCs w:val="1"/>
                 <w:color w:val="999988"/>
                 <w:sz w:val="20"/>
                 <w:szCs w:val="20"/>
@@ -3108,6 +3169,7 @@
               <w:rPr>
                 <w:rFonts w:ascii="Consolas" w:cs="Consolas" w:eastAsia="Consolas" w:hAnsi="Consolas"/>
                 <w:i w:val="1"/>
+                <w:iCs w:val="1"/>
                 <w:color w:val="999988"/>
                 <w:sz w:val="20"/>
                 <w:szCs w:val="20"/>
@@ -3193,6 +3255,7 @@
               <w:rPr>
                 <w:rFonts w:ascii="Consolas" w:cs="Consolas" w:eastAsia="Consolas" w:hAnsi="Consolas"/>
                 <w:i w:val="1"/>
+                <w:iCs w:val="1"/>
                 <w:color w:val="999988"/>
                 <w:sz w:val="20"/>
                 <w:szCs w:val="20"/>
@@ -3217,6 +3280,7 @@
               <w:rPr>
                 <w:rFonts w:ascii="Consolas" w:cs="Consolas" w:eastAsia="Consolas" w:hAnsi="Consolas"/>
                 <w:i w:val="1"/>
+                <w:iCs w:val="1"/>
                 <w:color w:val="999988"/>
                 <w:sz w:val="20"/>
                 <w:szCs w:val="20"/>
@@ -3241,6 +3305,7 @@
               <w:rPr>
                 <w:rFonts w:ascii="Consolas" w:cs="Consolas" w:eastAsia="Consolas" w:hAnsi="Consolas"/>
                 <w:i w:val="1"/>
+                <w:iCs w:val="1"/>
                 <w:color w:val="999988"/>
                 <w:sz w:val="20"/>
                 <w:szCs w:val="20"/>
@@ -3314,6 +3379,7 @@
               <w:rPr>
                 <w:rFonts w:ascii="Consolas" w:cs="Consolas" w:eastAsia="Consolas" w:hAnsi="Consolas"/>
                 <w:i w:val="1"/>
+                <w:iCs w:val="1"/>
                 <w:color w:val="999988"/>
                 <w:sz w:val="20"/>
                 <w:szCs w:val="20"/>
@@ -3362,6 +3428,7 @@
               <w:rPr>
                 <w:rFonts w:ascii="Consolas" w:cs="Consolas" w:eastAsia="Consolas" w:hAnsi="Consolas"/>
                 <w:i w:val="1"/>
+                <w:iCs w:val="1"/>
                 <w:color w:val="999988"/>
                 <w:sz w:val="20"/>
                 <w:szCs w:val="20"/>
@@ -3526,6 +3593,7 @@
               <w:rPr>
                 <w:rFonts w:ascii="Consolas" w:cs="Consolas" w:eastAsia="Consolas" w:hAnsi="Consolas"/>
                 <w:i w:val="1"/>
+                <w:iCs w:val="1"/>
                 <w:color w:val="999988"/>
                 <w:sz w:val="20"/>
                 <w:szCs w:val="20"/>
@@ -3556,6 +3624,7 @@
               <w:rPr>
                 <w:rFonts w:ascii="Consolas" w:cs="Consolas" w:eastAsia="Consolas" w:hAnsi="Consolas"/>
                 <w:i w:val="1"/>
+                <w:iCs w:val="1"/>
                 <w:color w:val="999988"/>
                 <w:sz w:val="20"/>
                 <w:szCs w:val="20"/>
@@ -3721,6 +3790,7 @@
               <w:rPr>
                 <w:rFonts w:ascii="Consolas" w:cs="Consolas" w:eastAsia="Consolas" w:hAnsi="Consolas"/>
                 <w:i w:val="1"/>
+                <w:iCs w:val="1"/>
                 <w:color w:val="999988"/>
                 <w:sz w:val="20"/>
                 <w:szCs w:val="20"/>
@@ -3745,6 +3815,7 @@
               <w:rPr>
                 <w:rFonts w:ascii="Consolas" w:cs="Consolas" w:eastAsia="Consolas" w:hAnsi="Consolas"/>
                 <w:i w:val="1"/>
+                <w:iCs w:val="1"/>
                 <w:color w:val="999988"/>
                 <w:sz w:val="20"/>
                 <w:szCs w:val="20"/>
@@ -4095,6 +4166,7 @@
       <w:r>
         <w:rPr>
           <w:b w:val="1"/>
+          <w:bCs w:val="1"/>
           <w:rtl w:val="0"/>
         </w:rPr>
         <w:t xml:space="preserve">Atención: </w:t>
@@ -4699,7 +4771,7 @@
         <w:szCs w:val="18"/>
         <w:rtl w:val="0"/>
       </w:rPr>
-      <w:t xml:space="preserve">Curso Introducción a Docker </w:t>
+      <w:t xml:space="preserve">Curso Introducción a Docker y Kubernetes</w:t>
       <w:tab/>
       <w:tab/>
       <w:t xml:space="preserve">UD06. Caso práctico 07</w:t>
@@ -4956,11 +5028,19 @@
       </w:pPr>
     </w:pPrDefault>
   </w:docDefaults>
+  <w:style w:type="table" w:styleId="TableNormal" w:default="1">
+    <w:name w:val="TableNormal"/>
+    <w:tblPr>
+      <w:tblCellMar>
+        <w:top w:w="100.0" w:type="dxa"/>
+        <w:left w:w="100.0" w:type="dxa"/>
+        <w:bottom w:w="100.0" w:type="dxa"/>
+        <w:right w:w="100.0" w:type="dxa"/>
+      </w:tblCellMar>
+    </w:tblPr>
+  </w:style>
   <w:style w:type="paragraph" w:styleId="Normal" w:default="1">
     <w:name w:val="normal"/>
-  </w:style>
-  <w:style w:type="table" w:styleId="TableNormal" w:default="1">
-    <w:name w:val="Table Normal"/>
   </w:style>
   <w:style w:type="paragraph" w:styleId="Heading1">
     <w:name w:val="heading 1"/>
@@ -5008,6 +5088,7 @@
     <w:rPr>
       <w:rFonts w:ascii="Arial" w:cs="Arial" w:eastAsia="Arial" w:hAnsi="Arial"/>
       <w:b w:val="0"/>
+      <w:bCs w:val="0"/>
       <w:smallCaps w:val="0"/>
       <w:color w:val="669966"/>
       <w:sz w:val="22"/>
@@ -5028,7 +5109,9 @@
     <w:rPr>
       <w:rFonts w:ascii="Arial" w:cs="Arial" w:eastAsia="Arial" w:hAnsi="Arial"/>
       <w:b w:val="1"/>
+      <w:bCs w:val="1"/>
       <w:i w:val="1"/>
+      <w:iCs w:val="1"/>
       <w:smallCaps w:val="0"/>
       <w:sz w:val="21"/>
       <w:szCs w:val="21"/>
@@ -5049,6 +5132,7 @@
     <w:rPr>
       <w:rFonts w:ascii="Arial" w:cs="Arial" w:eastAsia="Arial" w:hAnsi="Arial"/>
       <w:b w:val="1"/>
+      <w:bCs w:val="1"/>
       <w:smallCaps w:val="1"/>
       <w:sz w:val="24"/>
       <w:szCs w:val="24"/>
@@ -5066,6 +5150,7 @@
     </w:pPr>
     <w:rPr>
       <w:b w:val="1"/>
+      <w:bCs w:val="1"/>
       <w:sz w:val="20"/>
       <w:szCs w:val="20"/>
     </w:rPr>
@@ -5082,6 +5167,7 @@
     </w:pPr>
     <w:rPr>
       <w:b w:val="1"/>
+      <w:bCs w:val="1"/>
       <w:sz w:val="72"/>
       <w:szCs w:val="72"/>
     </w:rPr>
@@ -5099,6 +5185,7 @@
     <w:rPr>
       <w:rFonts w:ascii="Georgia" w:cs="Georgia" w:eastAsia="Georgia" w:hAnsi="Georgia"/>
       <w:i w:val="1"/>
+      <w:iCs w:val="1"/>
       <w:color w:val="666666"/>
       <w:sz w:val="48"/>
       <w:szCs w:val="48"/>
@@ -5109,12 +5196,7 @@
     <w:tblPr>
       <w:tblStyleRowBandSize w:val="1"/>
       <w:tblStyleColBandSize w:val="1"/>
-      <w:tblCellMar>
-        <w:top w:w="100.0" w:type="dxa"/>
-        <w:left w:w="100.0" w:type="dxa"/>
-        <w:bottom w:w="100.0" w:type="dxa"/>
-        <w:right w:w="100.0" w:type="dxa"/>
-      </w:tblCellMar>
+      <w:tblCellMar/>
     </w:tblPr>
     <w:tblStylePr w:type="band1Horz">
       <w:tcPr/>
@@ -5158,12 +5240,6 @@
     <w:tblPr>
       <w:tblStyleRowBandSize w:val="1"/>
       <w:tblStyleColBandSize w:val="1"/>
-      <w:tblCellMar>
-        <w:top w:w="100.0" w:type="dxa"/>
-        <w:left w:w="100.0" w:type="dxa"/>
-        <w:bottom w:w="100.0" w:type="dxa"/>
-        <w:right w:w="100.0" w:type="dxa"/>
-      </w:tblCellMar>
     </w:tblPr>
   </w:style>
   <w:style w:type="table" w:styleId="Table3">
@@ -5171,12 +5247,6 @@
     <w:tblPr>
       <w:tblStyleRowBandSize w:val="1"/>
       <w:tblStyleColBandSize w:val="1"/>
-      <w:tblCellMar>
-        <w:top w:w="100.0" w:type="dxa"/>
-        <w:left w:w="100.0" w:type="dxa"/>
-        <w:bottom w:w="100.0" w:type="dxa"/>
-        <w:right w:w="100.0" w:type="dxa"/>
-      </w:tblCellMar>
     </w:tblPr>
   </w:style>
   <w:style w:type="table" w:styleId="Table4">
@@ -5184,12 +5254,6 @@
     <w:tblPr>
       <w:tblStyleRowBandSize w:val="1"/>
       <w:tblStyleColBandSize w:val="1"/>
-      <w:tblCellMar>
-        <w:top w:w="100.0" w:type="dxa"/>
-        <w:left w:w="100.0" w:type="dxa"/>
-        <w:bottom w:w="100.0" w:type="dxa"/>
-        <w:right w:w="100.0" w:type="dxa"/>
-      </w:tblCellMar>
     </w:tblPr>
   </w:style>
   <w:style w:type="table" w:styleId="Table5">
@@ -5197,12 +5261,6 @@
     <w:tblPr>
       <w:tblStyleRowBandSize w:val="1"/>
       <w:tblStyleColBandSize w:val="1"/>
-      <w:tblCellMar>
-        <w:top w:w="100.0" w:type="dxa"/>
-        <w:left w:w="100.0" w:type="dxa"/>
-        <w:bottom w:w="100.0" w:type="dxa"/>
-        <w:right w:w="100.0" w:type="dxa"/>
-      </w:tblCellMar>
     </w:tblPr>
   </w:style>
   <w:style w:type="table" w:styleId="Table6">
@@ -5210,12 +5268,6 @@
     <w:tblPr>
       <w:tblStyleRowBandSize w:val="1"/>
       <w:tblStyleColBandSize w:val="1"/>
-      <w:tblCellMar>
-        <w:top w:w="100.0" w:type="dxa"/>
-        <w:left w:w="100.0" w:type="dxa"/>
-        <w:bottom w:w="100.0" w:type="dxa"/>
-        <w:right w:w="100.0" w:type="dxa"/>
-      </w:tblCellMar>
     </w:tblPr>
   </w:style>
   <w:style w:type="table" w:styleId="Table7">
@@ -5223,12 +5275,6 @@
     <w:tblPr>
       <w:tblStyleRowBandSize w:val="1"/>
       <w:tblStyleColBandSize w:val="1"/>
-      <w:tblCellMar>
-        <w:top w:w="100.0" w:type="dxa"/>
-        <w:left w:w="100.0" w:type="dxa"/>
-        <w:bottom w:w="100.0" w:type="dxa"/>
-        <w:right w:w="100.0" w:type="dxa"/>
-      </w:tblCellMar>
     </w:tblPr>
   </w:style>
   <w:style w:type="table" w:styleId="Table8">
@@ -5236,12 +5282,6 @@
     <w:tblPr>
       <w:tblStyleRowBandSize w:val="1"/>
       <w:tblStyleColBandSize w:val="1"/>
-      <w:tblCellMar>
-        <w:top w:w="100.0" w:type="dxa"/>
-        <w:left w:w="100.0" w:type="dxa"/>
-        <w:bottom w:w="100.0" w:type="dxa"/>
-        <w:right w:w="100.0" w:type="dxa"/>
-      </w:tblCellMar>
     </w:tblPr>
   </w:style>
 </w:styles>
